--- a/testakten/nis2-cybersecurity-lahnwerke-slack-airtags-it-sicherheit/23-entscheidungsvorlage-kurzfassung.docx
+++ b/testakten/nis2-cybersecurity-lahnwerke-slack-airtags-it-sicherheit/23-entscheidungsvorlage-kurzfassung.docx
@@ -2,56 +2,1015 @@
 <file path=word/document.xml><?xml version="1.0" encoding="utf-8"?>
 <w:document xmlns:wpc="http://schemas.microsoft.com/office/word/2010/wordprocessingCanvas" xmlns:mo="http://schemas.microsoft.com/office/mac/office/2008/main" xmlns:mc="http://schemas.openxmlformats.org/markup-compatibility/2006" xmlns:mv="urn:schemas-microsoft-com:mac:vml" xmlns:o="urn:schemas-microsoft-com:office:office" xmlns:r="http://schemas.openxmlformats.org/officeDocument/2006/relationships" xmlns:m="http://schemas.openxmlformats.org/officeDocument/2006/math" xmlns:v="urn:schemas-microsoft-com:vml" xmlns:wp14="http://schemas.microsoft.com/office/word/2010/wordprocessingDrawing" xmlns:wp="http://schemas.openxmlformats.org/drawingml/2006/wordprocessingDrawing" xmlns:w10="urn:schemas-microsoft-com:office:word" xmlns:w="http://schemas.openxmlformats.org/wordprocessingml/2006/main" xmlns:w14="http://schemas.microsoft.com/office/word/2010/wordml" xmlns:wpg="http://schemas.microsoft.com/office/word/2010/wordprocessingGroup" xmlns:wpi="http://schemas.microsoft.com/office/word/2010/wordprocessingInk" xmlns:wne="http://schemas.microsoft.com/office/word/2006/wordml" xmlns:wps="http://schemas.microsoft.com/office/word/2010/wordprocessingShape" mc:Ignorable="w14 wp14">
   <w:body>
+    <w:tbl>
+      <w:tblPr>
+        <w:tblW w:type="auto" w:w="0"/>
+        <w:tblLayout w:type="fixed"/>
+        <w:tblLook w:firstColumn="1" w:firstRow="1" w:lastColumn="0" w:lastRow="0" w:noHBand="0" w:noVBand="1" w:val="04A0"/>
+      </w:tblPr>
+      <w:tblGrid>
+        <w:gridCol w:w="6520"/>
+        <w:gridCol w:w="2948"/>
+      </w:tblGrid>
+      <w:tr>
+        <w:tc>
+          <w:tcPr>
+            <w:tcW w:type="dxa" w:w="4790"/>
+            <w:tcMar>
+              <w:top w:w="0" w:type="dxa"/>
+              <w:start w:w="0" w:type="dxa"/>
+              <w:bottom w:w="80" w:type="dxa"/>
+              <w:end w:w="80" w:type="dxa"/>
+            </w:tcMar>
+          </w:tcPr>
+          <w:p>
+            <w:pPr>
+              <w:spacing w:after="20"/>
+            </w:pPr>
+            <w:r>
+              <w:rPr>
+                <w:b/>
+                <w:color w:val="17324D"/>
+                <w:sz w:val="24"/>
+              </w:rPr>
+              <w:t>LAHNWERKE MASCHINENBAU AG</w:t>
+            </w:r>
+          </w:p>
+          <w:p>
+            <w:pPr>
+              <w:spacing w:after="0"/>
+            </w:pPr>
+            <w:r>
+              <w:rPr>
+                <w:color w:val="59636B"/>
+                <w:sz w:val="16"/>
+              </w:rPr>
+              <w:t>Werkstraße 140 · 35576 Wetzlar · Telefon 06441 902 0 · vorstand@lahnwerke.de</w:t>
+            </w:r>
+          </w:p>
+          <w:p>
+            <w:pPr>
+              <w:spacing w:after="0"/>
+            </w:pPr>
+            <w:r>
+              <w:rPr>
+                <w:color w:val="59636B"/>
+                <w:sz w:val="16"/>
+              </w:rPr>
+              <w:t>Amtsgericht Wetzlar HRB 7821 · Vorstand Henrike Faust und Johannes Riedel</w:t>
+            </w:r>
+          </w:p>
+        </w:tc>
+        <w:tc>
+          <w:tcPr>
+            <w:tcW w:type="dxa" w:w="4790"/>
+            <w:tcMar>
+              <w:top w:w="0" w:type="dxa"/>
+              <w:start w:w="80" w:type="dxa"/>
+              <w:bottom w:w="80" w:type="dxa"/>
+              <w:end w:w="0" w:type="dxa"/>
+            </w:tcMar>
+          </w:tcPr>
+          <w:p>
+            <w:pPr>
+              <w:jc w:val="right"/>
+            </w:pPr>
+            <w:r>
+              <w:rPr>
+                <w:b/>
+                <w:color w:val="2E668B"/>
+                <w:sz w:val="18"/>
+              </w:rPr>
+              <w:t>VORSTANDSVORLAGE · INTERN</w:t>
+            </w:r>
+          </w:p>
+        </w:tc>
+      </w:tr>
+    </w:tbl>
+    <w:p>
+      <w:pPr>
+        <w:spacing w:after="160"/>
+        <w:pBdr>
+          <w:bottom w:val="single" w:sz="10" w:space="1" w:color="2E668B"/>
+        </w:pBdr>
+      </w:pPr>
+    </w:p>
     <w:p>
       <w:pPr>
         <w:pStyle w:val="Title"/>
       </w:pPr>
       <w:r>
-        <w:t>Kurzfassung Entscheidungsvorlage</w:t>
-      </w:r>
-    </w:p>
-    <w:p>
-      <w:r>
-        <w:t>Lahnwerke Maschinenbau AG rollt Slack aus, verfolgt LKW-Werkzeugcontainer mit AirTags, betreibt MDM auf Firmenhandys und hat nach einem Lieferanten-VPN-Vorfall Zweifel an NIS-2-/BSI-Reife.</w:t>
-      </w:r>
-    </w:p>
-    <w:p>
-      <w:r>
-        <w:t>Die Entscheidung sollte nicht auf Grundlage einzelner Schlagworte getroffen werden. Maßgeblich sind Nachweisbarkeit, Zuständigkeit, Frist und ein realistischer nächster Schritt.</w:t>
+        <w:t>Beschlussfelder Cyber- und Betriebsstabilität</w:t>
       </w:r>
     </w:p>
     <w:p>
       <w:pPr>
-        <w:pStyle w:val="ListBullet"/>
+        <w:spacing w:after="180"/>
       </w:pPr>
       <w:r>
-        <w:t>Rote Punkte zuerst behandeln</w:t>
+        <w:rPr>
+          <w:b/>
+          <w:color w:val="2E668B"/>
+        </w:rPr>
+        <w:t>Vorstandssitzung am 12. Juni 2026</w:t>
+      </w:r>
+    </w:p>
+    <w:tbl>
+      <w:tblPr>
+        <w:tblW w:type="auto" w:w="0"/>
+        <w:tblLayout w:type="fixed"/>
+        <w:tblLook w:firstColumn="1" w:firstRow="1" w:lastColumn="0" w:lastRow="0" w:noHBand="0" w:noVBand="1" w:val="04A0"/>
+      </w:tblPr>
+      <w:tblGrid>
+        <w:gridCol w:w="2268"/>
+        <w:gridCol w:w="7200"/>
+      </w:tblGrid>
+      <w:tr>
+        <w:tc>
+          <w:tcPr>
+            <w:tcW w:type="dxa" w:w="2268"/>
+            <w:shd w:fill="EAF1F5"/>
+            <w:tcMar>
+              <w:top w:w="90" w:type="dxa"/>
+              <w:start w:w="90" w:type="dxa"/>
+              <w:bottom w:w="90" w:type="dxa"/>
+              <w:end w:w="90" w:type="dxa"/>
+            </w:tcMar>
+            <w:vAlign w:val="center"/>
+          </w:tcPr>
+          <w:p>
+            <w:pPr>
+              <w:spacing w:after="0"/>
+            </w:pPr>
+            <w:r>
+              <w:rPr>
+                <w:b/>
+                <w:sz w:val="18"/>
+              </w:rPr>
+              <w:t>Vorlage</w:t>
+            </w:r>
+          </w:p>
+        </w:tc>
+        <w:tc>
+          <w:tcPr>
+            <w:tcW w:type="dxa" w:w="7200"/>
+            <w:tcMar>
+              <w:top w:w="90" w:type="dxa"/>
+              <w:start w:w="90" w:type="dxa"/>
+              <w:bottom w:w="90" w:type="dxa"/>
+              <w:end w:w="90" w:type="dxa"/>
+            </w:tcMar>
+            <w:vAlign w:val="center"/>
+          </w:tcPr>
+          <w:p>
+            <w:pPr>
+              <w:spacing w:after="0"/>
+            </w:pPr>
+            <w:r>
+              <w:rPr>
+                <w:sz w:val="18"/>
+              </w:rPr>
+              <w:t>Marlene Seifert, CISO; Dr. Clara Lehnert, Leitung Recht</w:t>
+            </w:r>
+          </w:p>
+        </w:tc>
+      </w:tr>
+      <w:tr>
+        <w:tc>
+          <w:tcPr>
+            <w:tcW w:type="dxa" w:w="2268"/>
+            <w:shd w:fill="EAF1F5"/>
+            <w:tcMar>
+              <w:top w:w="90" w:type="dxa"/>
+              <w:start w:w="90" w:type="dxa"/>
+              <w:bottom w:w="90" w:type="dxa"/>
+              <w:end w:w="90" w:type="dxa"/>
+            </w:tcMar>
+            <w:vAlign w:val="center"/>
+          </w:tcPr>
+          <w:p>
+            <w:pPr>
+              <w:spacing w:after="0"/>
+            </w:pPr>
+            <w:r>
+              <w:rPr>
+                <w:b/>
+                <w:sz w:val="18"/>
+              </w:rPr>
+              <w:t>Stand</w:t>
+            </w:r>
+          </w:p>
+        </w:tc>
+        <w:tc>
+          <w:tcPr>
+            <w:tcW w:type="dxa" w:w="7200"/>
+            <w:tcMar>
+              <w:top w:w="90" w:type="dxa"/>
+              <w:start w:w="90" w:type="dxa"/>
+              <w:bottom w:w="90" w:type="dxa"/>
+              <w:end w:w="90" w:type="dxa"/>
+            </w:tcMar>
+            <w:vAlign w:val="center"/>
+          </w:tcPr>
+          <w:p>
+            <w:pPr>
+              <w:spacing w:after="0"/>
+            </w:pPr>
+            <w:r>
+              <w:rPr>
+                <w:sz w:val="18"/>
+              </w:rPr>
+              <w:t>4. Juni 2026, 19:05 Uhr</w:t>
+            </w:r>
+          </w:p>
+        </w:tc>
+      </w:tr>
+      <w:tr>
+        <w:tc>
+          <w:tcPr>
+            <w:tcW w:type="dxa" w:w="2268"/>
+            <w:shd w:fill="EAF1F5"/>
+            <w:tcMar>
+              <w:top w:w="90" w:type="dxa"/>
+              <w:start w:w="90" w:type="dxa"/>
+              <w:bottom w:w="90" w:type="dxa"/>
+              <w:end w:w="90" w:type="dxa"/>
+            </w:tcMar>
+            <w:vAlign w:val="center"/>
+          </w:tcPr>
+          <w:p>
+            <w:pPr>
+              <w:spacing w:after="0"/>
+            </w:pPr>
+            <w:r>
+              <w:rPr>
+                <w:b/>
+                <w:sz w:val="18"/>
+              </w:rPr>
+              <w:t>Budgetrahmen</w:t>
+            </w:r>
+          </w:p>
+        </w:tc>
+        <w:tc>
+          <w:tcPr>
+            <w:tcW w:type="dxa" w:w="7200"/>
+            <w:tcMar>
+              <w:top w:w="90" w:type="dxa"/>
+              <w:start w:w="90" w:type="dxa"/>
+              <w:bottom w:w="90" w:type="dxa"/>
+              <w:end w:w="90" w:type="dxa"/>
+            </w:tcMar>
+            <w:vAlign w:val="center"/>
+          </w:tcPr>
+          <w:p>
+            <w:pPr>
+              <w:spacing w:after="0"/>
+            </w:pPr>
+            <w:r>
+              <w:rPr>
+                <w:sz w:val="18"/>
+              </w:rPr>
+              <w:t>Bis 280000 EUR für Sofortmaßnahmen; Jahresprogramm gesondert</w:t>
+            </w:r>
+          </w:p>
+        </w:tc>
+      </w:tr>
+      <w:tr>
+        <w:tc>
+          <w:tcPr>
+            <w:tcW w:type="dxa" w:w="2268"/>
+            <w:shd w:fill="EAF1F5"/>
+            <w:tcMar>
+              <w:top w:w="90" w:type="dxa"/>
+              <w:start w:w="90" w:type="dxa"/>
+              <w:bottom w:w="90" w:type="dxa"/>
+              <w:end w:w="90" w:type="dxa"/>
+            </w:tcMar>
+            <w:vAlign w:val="center"/>
+          </w:tcPr>
+          <w:p>
+            <w:pPr>
+              <w:spacing w:after="0"/>
+            </w:pPr>
+            <w:r>
+              <w:rPr>
+                <w:b/>
+                <w:sz w:val="18"/>
+              </w:rPr>
+              <w:t>Anlagen</w:t>
+            </w:r>
+          </w:p>
+        </w:tc>
+        <w:tc>
+          <w:tcPr>
+            <w:tcW w:type="dxa" w:w="7200"/>
+            <w:tcMar>
+              <w:top w:w="90" w:type="dxa"/>
+              <w:start w:w="90" w:type="dxa"/>
+              <w:bottom w:w="90" w:type="dxa"/>
+              <w:end w:w="90" w:type="dxa"/>
+            </w:tcMar>
+            <w:vAlign w:val="center"/>
+          </w:tcPr>
+          <w:p>
+            <w:pPr>
+              <w:spacing w:after="0"/>
+            </w:pPr>
+            <w:r>
+              <w:rPr>
+                <w:sz w:val="18"/>
+              </w:rPr>
+              <w:t>Risikoregister, Restore-Protokoll, Lieferantenfragebogen, PKI-Notiz, Betriebsratsmail</w:t>
+            </w:r>
+          </w:p>
+        </w:tc>
+      </w:tr>
+    </w:tbl>
+    <w:p>
+      <w:pPr>
+        <w:spacing w:after="20"/>
+      </w:pPr>
+    </w:p>
+    <w:p>
+      <w:pPr>
+        <w:pStyle w:val="Heading1"/>
+      </w:pPr>
+      <w:r>
+        <w:t>1. Beschlussbedarf</w:t>
+      </w:r>
+    </w:p>
+    <w:tbl>
+      <w:tblPr>
+        <w:tblStyle w:val="TableGrid"/>
+        <w:tblW w:type="auto" w:w="0"/>
+        <w:tblLayout w:type="fixed"/>
+        <w:tblLook w:firstColumn="1" w:firstRow="1" w:lastColumn="0" w:lastRow="0" w:noHBand="0" w:noVBand="1" w:val="04A0"/>
+      </w:tblPr>
+      <w:tblGrid>
+        <w:gridCol w:w="2268"/>
+        <w:gridCol w:w="2438"/>
+        <w:gridCol w:w="2551"/>
+        <w:gridCol w:w="2381"/>
+      </w:tblGrid>
+      <w:tr>
+        <w:tc>
+          <w:tcPr>
+            <w:tcW w:type="dxa" w:w="2395"/>
+            <w:shd w:fill="17324D"/>
+            <w:tcMar>
+              <w:top w:w="90" w:type="dxa"/>
+              <w:start w:w="90" w:type="dxa"/>
+              <w:bottom w:w="90" w:type="dxa"/>
+              <w:end w:w="90" w:type="dxa"/>
+            </w:tcMar>
+          </w:tcPr>
+          <w:p>
+            <w:r>
+              <w:rPr>
+                <w:b/>
+                <w:color w:val="FFFFFF"/>
+                <w:sz w:val="17"/>
+              </w:rPr>
+              <w:t>Beschlussfeld</w:t>
+            </w:r>
+          </w:p>
+        </w:tc>
+        <w:tc>
+          <w:tcPr>
+            <w:tcW w:type="dxa" w:w="2395"/>
+            <w:shd w:fill="17324D"/>
+            <w:tcMar>
+              <w:top w:w="90" w:type="dxa"/>
+              <w:start w:w="90" w:type="dxa"/>
+              <w:bottom w:w="90" w:type="dxa"/>
+              <w:end w:w="90" w:type="dxa"/>
+            </w:tcMar>
+          </w:tcPr>
+          <w:p>
+            <w:r>
+              <w:rPr>
+                <w:b/>
+                <w:color w:val="FFFFFF"/>
+                <w:sz w:val="17"/>
+              </w:rPr>
+              <w:t>Variante A</w:t>
+            </w:r>
+          </w:p>
+        </w:tc>
+        <w:tc>
+          <w:tcPr>
+            <w:tcW w:type="dxa" w:w="2395"/>
+            <w:shd w:fill="17324D"/>
+            <w:tcMar>
+              <w:top w:w="90" w:type="dxa"/>
+              <w:start w:w="90" w:type="dxa"/>
+              <w:bottom w:w="90" w:type="dxa"/>
+              <w:end w:w="90" w:type="dxa"/>
+            </w:tcMar>
+          </w:tcPr>
+          <w:p>
+            <w:r>
+              <w:rPr>
+                <w:b/>
+                <w:color w:val="FFFFFF"/>
+                <w:sz w:val="17"/>
+              </w:rPr>
+              <w:t>Variante B</w:t>
+            </w:r>
+          </w:p>
+        </w:tc>
+        <w:tc>
+          <w:tcPr>
+            <w:tcW w:type="dxa" w:w="2395"/>
+            <w:shd w:fill="17324D"/>
+            <w:tcMar>
+              <w:top w:w="90" w:type="dxa"/>
+              <w:start w:w="90" w:type="dxa"/>
+              <w:bottom w:w="90" w:type="dxa"/>
+              <w:end w:w="90" w:type="dxa"/>
+            </w:tcMar>
+          </w:tcPr>
+          <w:p>
+            <w:r>
+              <w:rPr>
+                <w:b/>
+                <w:color w:val="FFFFFF"/>
+                <w:sz w:val="17"/>
+              </w:rPr>
+              <w:t>Fehlender Nachweis</w:t>
+            </w:r>
+          </w:p>
+        </w:tc>
+      </w:tr>
+      <w:tr>
+        <w:tc>
+          <w:tcPr>
+            <w:tcW w:type="dxa" w:w="2268"/>
+            <w:tcMar>
+              <w:top w:w="90" w:type="dxa"/>
+              <w:start w:w="90" w:type="dxa"/>
+              <w:bottom w:w="90" w:type="dxa"/>
+              <w:end w:w="90" w:type="dxa"/>
+            </w:tcMar>
+            <w:vAlign w:val="top"/>
+          </w:tcPr>
+          <w:p>
+            <w:pPr>
+              <w:spacing w:after="0"/>
+            </w:pPr>
+            <w:r>
+              <w:rPr>
+                <w:sz w:val="16"/>
+              </w:rPr>
+              <w:t>Lieferantenfernzugriff</w:t>
+            </w:r>
+          </w:p>
+        </w:tc>
+        <w:tc>
+          <w:tcPr>
+            <w:tcW w:type="dxa" w:w="2438"/>
+            <w:tcMar>
+              <w:top w:w="90" w:type="dxa"/>
+              <w:start w:w="90" w:type="dxa"/>
+              <w:bottom w:w="90" w:type="dxa"/>
+              <w:end w:w="90" w:type="dxa"/>
+            </w:tcMar>
+            <w:vAlign w:val="top"/>
+          </w:tcPr>
+          <w:p>
+            <w:pPr>
+              <w:spacing w:after="0"/>
+            </w:pPr>
+            <w:r>
+              <w:rPr>
+                <w:sz w:val="16"/>
+              </w:rPr>
+              <w:t>Zeitlich begrenzter Zugang je Ticket mit MFA und Aufzeichnung</w:t>
+            </w:r>
+          </w:p>
+        </w:tc>
+        <w:tc>
+          <w:tcPr>
+            <w:tcW w:type="dxa" w:w="2551"/>
+            <w:tcMar>
+              <w:top w:w="90" w:type="dxa"/>
+              <w:start w:w="90" w:type="dxa"/>
+              <w:bottom w:w="90" w:type="dxa"/>
+              <w:end w:w="90" w:type="dxa"/>
+            </w:tcMar>
+            <w:vAlign w:val="top"/>
+          </w:tcPr>
+          <w:p>
+            <w:pPr>
+              <w:spacing w:after="0"/>
+            </w:pPr>
+            <w:r>
+              <w:rPr>
+                <w:sz w:val="16"/>
+              </w:rPr>
+              <w:t>Dauerzugang nur in isoliertem Wartungsnetz</w:t>
+            </w:r>
+          </w:p>
+        </w:tc>
+        <w:tc>
+          <w:tcPr>
+            <w:tcW w:type="dxa" w:w="2381"/>
+            <w:tcMar>
+              <w:top w:w="90" w:type="dxa"/>
+              <w:start w:w="90" w:type="dxa"/>
+              <w:bottom w:w="90" w:type="dxa"/>
+              <w:end w:w="90" w:type="dxa"/>
+            </w:tcMar>
+            <w:vAlign w:val="top"/>
+          </w:tcPr>
+          <w:p>
+            <w:pPr>
+              <w:spacing w:after="0"/>
+            </w:pPr>
+            <w:r>
+              <w:rPr>
+                <w:sz w:val="16"/>
+              </w:rPr>
+              <w:t>Technisches Konzept und SLA-Angebot</w:t>
+            </w:r>
+          </w:p>
+        </w:tc>
+      </w:tr>
+      <w:tr>
+        <w:tc>
+          <w:tcPr>
+            <w:tcW w:type="dxa" w:w="2268"/>
+            <w:tcMar>
+              <w:top w:w="90" w:type="dxa"/>
+              <w:start w:w="90" w:type="dxa"/>
+              <w:bottom w:w="90" w:type="dxa"/>
+              <w:end w:w="90" w:type="dxa"/>
+            </w:tcMar>
+            <w:vAlign w:val="top"/>
+            <w:shd w:fill="F5F7F8"/>
+          </w:tcPr>
+          <w:p>
+            <w:pPr>
+              <w:spacing w:after="0"/>
+            </w:pPr>
+            <w:r>
+              <w:rPr>
+                <w:sz w:val="16"/>
+              </w:rPr>
+              <w:t>Slack</w:t>
+            </w:r>
+          </w:p>
+        </w:tc>
+        <w:tc>
+          <w:tcPr>
+            <w:tcW w:type="dxa" w:w="2438"/>
+            <w:tcMar>
+              <w:top w:w="90" w:type="dxa"/>
+              <w:start w:w="90" w:type="dxa"/>
+              <w:bottom w:w="90" w:type="dxa"/>
+              <w:end w:w="90" w:type="dxa"/>
+            </w:tcMar>
+            <w:vAlign w:val="top"/>
+            <w:shd w:fill="F5F7F8"/>
+          </w:tcPr>
+          <w:p>
+            <w:pPr>
+              <w:spacing w:after="0"/>
+            </w:pPr>
+            <w:r>
+              <w:rPr>
+                <w:sz w:val="16"/>
+              </w:rPr>
+              <w:t>Externe Kanäle nur für zwei Pilotkunden</w:t>
+            </w:r>
+          </w:p>
+        </w:tc>
+        <w:tc>
+          <w:tcPr>
+            <w:tcW w:type="dxa" w:w="2551"/>
+            <w:tcMar>
+              <w:top w:w="90" w:type="dxa"/>
+              <w:start w:w="90" w:type="dxa"/>
+              <w:bottom w:w="90" w:type="dxa"/>
+              <w:end w:w="90" w:type="dxa"/>
+            </w:tcMar>
+            <w:vAlign w:val="top"/>
+            <w:shd w:fill="F5F7F8"/>
+          </w:tcPr>
+          <w:p>
+            <w:pPr>
+              <w:spacing w:after="0"/>
+            </w:pPr>
+            <w:r>
+              <w:rPr>
+                <w:sz w:val="16"/>
+              </w:rPr>
+              <w:t>Rollout bis Abschluss der Kontrollen zurückstellen</w:t>
+            </w:r>
+          </w:p>
+        </w:tc>
+        <w:tc>
+          <w:tcPr>
+            <w:tcW w:type="dxa" w:w="2381"/>
+            <w:tcMar>
+              <w:top w:w="90" w:type="dxa"/>
+              <w:start w:w="90" w:type="dxa"/>
+              <w:bottom w:w="90" w:type="dxa"/>
+              <w:end w:w="90" w:type="dxa"/>
+            </w:tcMar>
+            <w:vAlign w:val="top"/>
+            <w:shd w:fill="F5F7F8"/>
+          </w:tcPr>
+          <w:p>
+            <w:pPr>
+              <w:spacing w:after="0"/>
+            </w:pPr>
+            <w:r>
+              <w:rPr>
+                <w:sz w:val="16"/>
+              </w:rPr>
+              <w:t>Adminexport, Datenklassen und Exit-Prozess</w:t>
+            </w:r>
+          </w:p>
+        </w:tc>
+      </w:tr>
+      <w:tr>
+        <w:tc>
+          <w:tcPr>
+            <w:tcW w:type="dxa" w:w="2268"/>
+            <w:tcMar>
+              <w:top w:w="90" w:type="dxa"/>
+              <w:start w:w="90" w:type="dxa"/>
+              <w:bottom w:w="90" w:type="dxa"/>
+              <w:end w:w="90" w:type="dxa"/>
+            </w:tcMar>
+            <w:vAlign w:val="top"/>
+          </w:tcPr>
+          <w:p>
+            <w:pPr>
+              <w:spacing w:after="0"/>
+            </w:pPr>
+            <w:r>
+              <w:rPr>
+                <w:sz w:val="16"/>
+              </w:rPr>
+              <w:t>Ortung und Geräteverwaltung</w:t>
+            </w:r>
+          </w:p>
+        </w:tc>
+        <w:tc>
+          <w:tcPr>
+            <w:tcW w:type="dxa" w:w="2438"/>
+            <w:tcMar>
+              <w:top w:w="90" w:type="dxa"/>
+              <w:start w:w="90" w:type="dxa"/>
+              <w:bottom w:w="90" w:type="dxa"/>
+              <w:end w:w="90" w:type="dxa"/>
+            </w:tcMar>
+            <w:vAlign w:val="top"/>
+          </w:tcPr>
+          <w:p>
+            <w:pPr>
+              <w:spacing w:after="0"/>
+            </w:pPr>
+            <w:r>
+              <w:rPr>
+                <w:sz w:val="16"/>
+              </w:rPr>
+              <w:t>Weiterbetrieb im bisherigen Umfang mit Zugriffsbeschränkung</w:t>
+            </w:r>
+          </w:p>
+        </w:tc>
+        <w:tc>
+          <w:tcPr>
+            <w:tcW w:type="dxa" w:w="2551"/>
+            <w:tcMar>
+              <w:top w:w="90" w:type="dxa"/>
+              <w:start w:w="90" w:type="dxa"/>
+              <w:bottom w:w="90" w:type="dxa"/>
+              <w:end w:w="90" w:type="dxa"/>
+            </w:tcMar>
+            <w:vAlign w:val="top"/>
+          </w:tcPr>
+          <w:p>
+            <w:pPr>
+              <w:spacing w:after="0"/>
+            </w:pPr>
+            <w:r>
+              <w:rPr>
+                <w:sz w:val="16"/>
+              </w:rPr>
+              <w:t>Vorübergehende Deaktivierung neuer Geräte</w:t>
+            </w:r>
+          </w:p>
+        </w:tc>
+        <w:tc>
+          <w:tcPr>
+            <w:tcW w:type="dxa" w:w="2381"/>
+            <w:tcMar>
+              <w:top w:w="90" w:type="dxa"/>
+              <w:start w:w="90" w:type="dxa"/>
+              <w:bottom w:w="90" w:type="dxa"/>
+              <w:end w:w="90" w:type="dxa"/>
+            </w:tcMar>
+            <w:vAlign w:val="top"/>
+          </w:tcPr>
+          <w:p>
+            <w:pPr>
+              <w:spacing w:after="0"/>
+            </w:pPr>
+            <w:r>
+              <w:rPr>
+                <w:sz w:val="16"/>
+              </w:rPr>
+              <w:t>Inventar, Zweck, Rollen und Beteiligungsstand</w:t>
+            </w:r>
+          </w:p>
+        </w:tc>
+      </w:tr>
+      <w:tr>
+        <w:tc>
+          <w:tcPr>
+            <w:tcW w:type="dxa" w:w="2268"/>
+            <w:tcMar>
+              <w:top w:w="90" w:type="dxa"/>
+              <w:start w:w="90" w:type="dxa"/>
+              <w:bottom w:w="90" w:type="dxa"/>
+              <w:end w:w="90" w:type="dxa"/>
+            </w:tcMar>
+            <w:vAlign w:val="top"/>
+            <w:shd w:fill="F5F7F8"/>
+          </w:tcPr>
+          <w:p>
+            <w:pPr>
+              <w:spacing w:after="0"/>
+            </w:pPr>
+            <w:r>
+              <w:rPr>
+                <w:sz w:val="16"/>
+              </w:rPr>
+              <w:t>Wiederanlauf</w:t>
+            </w:r>
+          </w:p>
+        </w:tc>
+        <w:tc>
+          <w:tcPr>
+            <w:tcW w:type="dxa" w:w="2438"/>
+            <w:tcMar>
+              <w:top w:w="90" w:type="dxa"/>
+              <w:start w:w="90" w:type="dxa"/>
+              <w:bottom w:w="90" w:type="dxa"/>
+              <w:end w:w="90" w:type="dxa"/>
+            </w:tcMar>
+            <w:vAlign w:val="top"/>
+            <w:shd w:fill="F5F7F8"/>
+          </w:tcPr>
+          <w:p>
+            <w:pPr>
+              <w:spacing w:after="0"/>
+            </w:pPr>
+            <w:r>
+              <w:rPr>
+                <w:sz w:val="16"/>
+              </w:rPr>
+              <w:t>Vollständiger Nachtest binnen sieben Tagen</w:t>
+            </w:r>
+          </w:p>
+        </w:tc>
+        <w:tc>
+          <w:tcPr>
+            <w:tcW w:type="dxa" w:w="2551"/>
+            <w:tcMar>
+              <w:top w:w="90" w:type="dxa"/>
+              <w:start w:w="90" w:type="dxa"/>
+              <w:bottom w:w="90" w:type="dxa"/>
+              <w:end w:w="90" w:type="dxa"/>
+            </w:tcMar>
+            <w:vAlign w:val="top"/>
+            <w:shd w:fill="F5F7F8"/>
+          </w:tcPr>
+          <w:p>
+            <w:pPr>
+              <w:spacing w:after="0"/>
+            </w:pPr>
+            <w:r>
+              <w:rPr>
+                <w:sz w:val="16"/>
+              </w:rPr>
+              <w:t>Externe Übung mit Forensik und Fachbereichen</w:t>
+            </w:r>
+          </w:p>
+        </w:tc>
+        <w:tc>
+          <w:tcPr>
+            <w:tcW w:type="dxa" w:w="2381"/>
+            <w:tcMar>
+              <w:top w:w="90" w:type="dxa"/>
+              <w:start w:w="90" w:type="dxa"/>
+              <w:bottom w:w="90" w:type="dxa"/>
+              <w:end w:w="90" w:type="dxa"/>
+            </w:tcMar>
+            <w:vAlign w:val="top"/>
+            <w:shd w:fill="F5F7F8"/>
+          </w:tcPr>
+          <w:p>
+            <w:pPr>
+              <w:spacing w:after="0"/>
+            </w:pPr>
+            <w:r>
+              <w:rPr>
+                <w:sz w:val="16"/>
+              </w:rPr>
+              <w:t>Testplan, Systeme und Abnahmekriterien</w:t>
+            </w:r>
+          </w:p>
+        </w:tc>
+      </w:tr>
+      <w:tr>
+        <w:tc>
+          <w:tcPr>
+            <w:tcW w:type="dxa" w:w="2268"/>
+            <w:tcMar>
+              <w:top w:w="90" w:type="dxa"/>
+              <w:start w:w="90" w:type="dxa"/>
+              <w:bottom w:w="90" w:type="dxa"/>
+              <w:end w:w="90" w:type="dxa"/>
+            </w:tcMar>
+            <w:vAlign w:val="top"/>
+          </w:tcPr>
+          <w:p>
+            <w:pPr>
+              <w:spacing w:after="0"/>
+            </w:pPr>
+            <w:r>
+              <w:rPr>
+                <w:sz w:val="16"/>
+              </w:rPr>
+              <w:t>Code Signing</w:t>
+            </w:r>
+          </w:p>
+        </w:tc>
+        <w:tc>
+          <w:tcPr>
+            <w:tcW w:type="dxa" w:w="2438"/>
+            <w:tcMar>
+              <w:top w:w="90" w:type="dxa"/>
+              <w:start w:w="90" w:type="dxa"/>
+              <w:bottom w:w="90" w:type="dxa"/>
+              <w:end w:w="90" w:type="dxa"/>
+            </w:tcMar>
+            <w:vAlign w:val="top"/>
+          </w:tcPr>
+          <w:p>
+            <w:pPr>
+              <w:spacing w:after="0"/>
+            </w:pPr>
+            <w:r>
+              <w:rPr>
+                <w:sz w:val="16"/>
+              </w:rPr>
+              <w:t>Cloud-HSM als Sofortlösung</w:t>
+            </w:r>
+          </w:p>
+        </w:tc>
+        <w:tc>
+          <w:tcPr>
+            <w:tcW w:type="dxa" w:w="2551"/>
+            <w:tcMar>
+              <w:top w:w="90" w:type="dxa"/>
+              <w:start w:w="90" w:type="dxa"/>
+              <w:bottom w:w="90" w:type="dxa"/>
+              <w:end w:w="90" w:type="dxa"/>
+            </w:tcMar>
+            <w:vAlign w:val="top"/>
+          </w:tcPr>
+          <w:p>
+            <w:pPr>
+              <w:spacing w:after="0"/>
+            </w:pPr>
+            <w:r>
+              <w:rPr>
+                <w:sz w:val="16"/>
+              </w:rPr>
+              <w:t>Physisches HSM mit Übergangszertifikat</w:t>
+            </w:r>
+          </w:p>
+        </w:tc>
+        <w:tc>
+          <w:tcPr>
+            <w:tcW w:type="dxa" w:w="2381"/>
+            <w:tcMar>
+              <w:top w:w="90" w:type="dxa"/>
+              <w:start w:w="90" w:type="dxa"/>
+              <w:bottom w:w="90" w:type="dxa"/>
+              <w:end w:w="90" w:type="dxa"/>
+            </w:tcMar>
+            <w:vAlign w:val="top"/>
+          </w:tcPr>
+          <w:p>
+            <w:pPr>
+              <w:spacing w:after="0"/>
+            </w:pPr>
+            <w:r>
+              <w:rPr>
+                <w:sz w:val="16"/>
+              </w:rPr>
+              <w:t>Angebote, Migrations- und Rollbackplan</w:t>
+            </w:r>
+          </w:p>
+        </w:tc>
+      </w:tr>
+    </w:tbl>
+    <w:p>
+      <w:pPr>
+        <w:spacing w:after="20"/>
+      </w:pPr>
+    </w:p>
+    <w:p>
+      <w:pPr>
+        <w:pStyle w:val="Heading1"/>
+      </w:pPr>
+      <w:r>
+        <w:t>2. Tatsachenstand</w:t>
       </w:r>
     </w:p>
     <w:p>
       <w:pPr>
-        <w:pStyle w:val="ListBullet"/>
+        <w:widowControl/>
       </w:pPr>
       <w:r>
-        <w:t>Quellen live prüfen</w:t>
+        <w:t>Der Login vom 7. Mai ist als auffälliges Ereignis dokumentiert. Ob ein unbefugter Zugriff oder Datenabfluss vorlag, ist noch offen. Der ERP-Wiederanlauf wurde nicht erfolgreich abgeschlossen. Acht Ortungsgeräte sind in der Assetliste verzeichnet; ihre Zuordnung zu Containern oder Fahrzeugen ist noch zu bereinigen.</w:t>
       </w:r>
     </w:p>
     <w:p>
       <w:pPr>
-        <w:pStyle w:val="ListBullet"/>
+        <w:widowControl/>
       </w:pPr>
       <w:r>
-        <w:t>Offene Tatsachen ausdrücklich offen lassen</w:t>
+        <w:t>Für die Betroffenheits- und Pflichtenprüfung liegen Konzern- und Dienstedaten noch nicht vollständig vor. Die Vorlage trennt daher technische Sofortmaßnahmen von der abschließenden rechtlichen Einordnung.</w:t>
+      </w:r>
+    </w:p>
+    <w:p>
+      <w:pPr>
+        <w:pStyle w:val="Heading1"/>
+      </w:pPr>
+      <w:r>
+        <w:t>3. Beschlussprotokoll</w:t>
+      </w:r>
+    </w:p>
+    <w:p>
+      <w:pPr>
+        <w:widowControl/>
+      </w:pPr>
+      <w:r>
+        <w:t>Für jedes Beschlussfeld hält das Protokoll die gewählte Variante oder den abweichenden Wortlaut, den verantwortlichen Vorstand, den operativen Owner samt Vertretung, Termin und Abnahmetermin, den Erledigungsnachweis sowie das konkret verbleibende technische oder betriebliche Restrisiko fest.</w:t>
+      </w:r>
+    </w:p>
+    <w:p>
+      <w:pPr>
+        <w:keepLines/>
+        <w:spacing w:before="120"/>
+      </w:pPr>
+      <w:r>
+        <w:rPr>
+          <w:b/>
+        </w:rPr>
+        <w:t>Marlene Seifert · Chief Information Security Officer</w:t>
       </w:r>
     </w:p>
     <w:sectPr>
-      <w:pgSz w:w="12240" w:h="15840"/>
-      <w:pgMar w:top="1440" w:right="1800" w:bottom="1440" w:left="1800" w:header="720" w:footer="720" w:gutter="0"/>
+      <w:footerReference w:type="default" r:id="rId9"/>
+      <w:pgSz w:w="11906" w:h="16838"/>
+      <w:pgMar w:top="1247" w:right="1134" w:bottom="1020" w:left="1191" w:header="397" w:footer="397" w:gutter="0"/>
       <w:cols w:space="720"/>
       <w:docGrid w:linePitch="360"/>
     </w:sectPr>
   </w:body>
 </w:document>
+</file>
+
+<file path=word/footer1.xml><?xml version="1.0" encoding="utf-8"?>
+<w:ftr xmlns:m="http://schemas.openxmlformats.org/officeDocument/2006/math" xmlns:mc="http://schemas.openxmlformats.org/markup-compatibility/2006" xmlns:mo="http://schemas.microsoft.com/office/mac/office/2008/main" xmlns:mv="urn:schemas-microsoft-com:mac:vml" xmlns:o="urn:schemas-microsoft-com:office:office" xmlns:r="http://schemas.openxmlformats.org/officeDocument/2006/relationships" xmlns:v="urn:schemas-microsoft-com:vml" xmlns:w10="urn:schemas-microsoft-com:office:word" xmlns:w14="http://schemas.microsoft.com/office/word/2010/wordml" xmlns:w="http://schemas.openxmlformats.org/wordprocessingml/2006/main" xmlns:wne="http://schemas.microsoft.com/office/word/2006/wordml" xmlns:wp14="http://schemas.microsoft.com/office/word/2010/wordprocessingDrawing" xmlns:wp="http://schemas.openxmlformats.org/drawingml/2006/wordprocessingDrawing" xmlns:wpc="http://schemas.microsoft.com/office/word/2010/wordprocessingCanvas" xmlns:wpg="http://schemas.microsoft.com/office/word/2010/wordprocessingGroup" xmlns:wpi="http://schemas.microsoft.com/office/word/2010/wordprocessingInk" xmlns:wps="http://schemas.microsoft.com/office/word/2010/wordprocessingShape" mc:Ignorable="w14 wp14">
+  <w:p>
+    <w:pPr>
+      <w:jc w:val="center"/>
+    </w:pPr>
+    <w:r>
+      <w:rPr>
+        <w:color w:val="59636B"/>
+        <w:sz w:val="16"/>
+      </w:rPr>
+      <w:t xml:space="preserve">LAHNWERKE MASCHINENBAU AG · LW-VS-2026-29 · Seite </w:t>
+    </w:r>
+    <w:r>
+      <w:fldChar w:fldCharType="begin"/>
+      <w:instrText xml:space="preserve"> PAGE </w:instrText>
+      <w:fldChar w:fldCharType="separate"/>
+      <w:t>1</w:t>
+      <w:fldChar w:fldCharType="end"/>
+    </w:r>
+  </w:p>
+</w:ftr>
 </file>
 
 <file path=word/numbering.xml><?xml version="1.0" encoding="utf-8"?>
@@ -417,6 +1376,14 @@
     <w:name w:val="Normal"/>
     <w:qFormat/>
     <w:rsid w:val="00FC693F"/>
+    <w:pPr>
+      <w:spacing w:after="100" w:line="269" w:lineRule="auto"/>
+    </w:pPr>
+    <w:rPr>
+      <w:rFonts w:ascii="Arial" w:hAnsi="Arial"/>
+      <w:color w:val="20262B"/>
+      <w:sz w:val="20"/>
+    </w:rPr>
   </w:style>
   <w:style w:type="paragraph" w:styleId="Header">
     <w:name w:val="header"/>
@@ -473,15 +1440,15 @@
     <w:pPr>
       <w:keepNext/>
       <w:keepLines/>
-      <w:spacing w:before="480" w:after="0"/>
+      <w:spacing w:before="200" w:after="100"/>
       <w:outlineLvl w:val="0"/>
     </w:pPr>
     <w:rPr>
-      <w:rFonts w:asciiTheme="majorHAnsi" w:eastAsiaTheme="majorEastAsia" w:hAnsiTheme="majorHAnsi" w:cstheme="majorBidi"/>
+      <w:rFonts w:asciiTheme="majorHAnsi" w:eastAsiaTheme="majorEastAsia" w:hAnsiTheme="majorHAnsi" w:cstheme="majorBidi" w:ascii="Arial" w:hAnsi="Arial"/>
       <w:b/>
       <w:bCs/>
-      <w:color w:val="365F91" w:themeColor="accent1" w:themeShade="BF"/>
-      <w:sz w:val="28"/>
+      <w:color w:val="17324D"/>
+      <w:sz w:val="26"/>
       <w:szCs w:val="28"/>
     </w:rPr>
   </w:style>
@@ -497,15 +1464,15 @@
     <w:pPr>
       <w:keepNext/>
       <w:keepLines/>
-      <w:spacing w:before="200" w:after="0"/>
+      <w:spacing w:before="200" w:after="100"/>
       <w:outlineLvl w:val="1"/>
     </w:pPr>
     <w:rPr>
-      <w:rFonts w:asciiTheme="majorHAnsi" w:eastAsiaTheme="majorEastAsia" w:hAnsiTheme="majorHAnsi" w:cstheme="majorBidi"/>
+      <w:rFonts w:asciiTheme="majorHAnsi" w:eastAsiaTheme="majorEastAsia" w:hAnsiTheme="majorHAnsi" w:cstheme="majorBidi" w:ascii="Arial" w:hAnsi="Arial"/>
       <w:b/>
       <w:bCs/>
-      <w:color w:val="4F81BD" w:themeColor="accent1"/>
-      <w:sz w:val="26"/>
+      <w:color w:val="2E668B"/>
+      <w:sz w:val="22"/>
       <w:szCs w:val="26"/>
     </w:rPr>
   </w:style>
@@ -759,18 +1726,20 @@
     <w:qFormat/>
     <w:rsid w:val="00FC693F"/>
     <w:pPr>
+      <w:keepNext/>
       <w:pBdr>
         <w:bottom w:val="single" w:sz="8" w:space="4" w:color="4F81BD" w:themeColor="accent1"/>
       </w:pBdr>
-      <w:spacing w:after="300" w:line="240" w:lineRule="auto"/>
+      <w:spacing w:after="100" w:line="240" w:lineRule="auto" w:before="200"/>
       <w:contextualSpacing/>
     </w:pPr>
     <w:rPr>
-      <w:rFonts w:asciiTheme="majorHAnsi" w:eastAsiaTheme="majorEastAsia" w:hAnsiTheme="majorHAnsi" w:cstheme="majorBidi"/>
-      <w:color w:val="17365D" w:themeColor="text2" w:themeShade="BF"/>
+      <w:rFonts w:asciiTheme="majorHAnsi" w:eastAsiaTheme="majorEastAsia" w:hAnsiTheme="majorHAnsi" w:cstheme="majorBidi" w:ascii="Arial" w:hAnsi="Arial"/>
+      <w:b/>
+      <w:color w:val="17324D"/>
       <w:spacing w:val="5"/>
       <w:kern w:val="28"/>
-      <w:sz w:val="52"/>
+      <w:sz w:val="36"/>
       <w:szCs w:val="52"/>
     </w:rPr>
   </w:style>
